--- a/informe/Informe_Tecnico_CNN1D_CHB_MIT.docx
+++ b/informe/Informe_Tecnico_CNN1D_CHB_MIT.docx
@@ -70,7 +70,7 @@
     </w:p>
     <w:p>
       <w:r>
-        <w:t>El segundo plano es la metodología de validación: un split inter-paciente 70/30 con repaso proporcional, una validación cruzada agrupada por paciente con predicciones out-of-fold que permiten fijar el umbral global y el número de épocas, y un conjunto de test que permanece intacto hasta la evaluación final. La selección del mejor modelo no se hace por pérdida bruta ni por métricas de ventana, sino por el criterio clínico de minimizar la tasa de falsas detecciones por hora (FDR) sujeto a detectar al menos el 90% de las crisis.</w:t>
+        <w:t>El segundo plano es la metodología de validación: un split inter-paciente 70/30 con repaso proporcional en conjuntos fijos de entrenamiento (13 pacientes), validación (3 pacientes) y test (8 pacientes), sin validación cruzada para acotar el costo computacional. Cada escenario de hiperparámetros se entrena una única vez, se selecciona el mejor usando la validación y el test permanece intacto hasta la evaluación final. La selección del mejor modelo no se hace por pérdida bruta ni por métricas de ventana, sino por el criterio clínico de minimizar la tasa de falsas detecciones por hora (FDR) sujeto a detectar al menos el 90% de las crisis.</w:t>
       </w:r>
     </w:p>
     <w:p>
@@ -434,7 +434,7 @@
     </w:p>
     <w:p>
       <w:r>
-        <w:t>Dentro del conjunto de train se reservan 4 pacientes para validación, elegidos en posiciones centrales de la distribución de severidad para que sean representativos.</w:t>
+        <w:t>Dentro del conjunto de train se reservan 3 pacientes para validación, elegidos en posiciones centrales de la distribución de severidad para que sean representativos.</w:t>
       </w:r>
     </w:p>
     <w:p>
@@ -442,17 +442,17 @@
         <w:pStyle w:val="Heading2"/>
       </w:pPr>
       <w:r>
-        <w:t>5.2 Cross-validation agrupada por paciente</w:t>
+        <w:t>5.2 Selección de hiperparámetros por validación fija</w:t>
       </w:r>
     </w:p>
     <w:p>
       <w:r>
-        <w:t>La elección de hiperparámetros no debe depender de una única partición de validación y, sobre todo, no debe usar test. Se implementa una validación cruzada agrupada por paciente (grouped K-fold): el conjunto de desarrollo (16 pacientes, train + val del split base) se particiona en K=4 folds disjuntos de pacientes; en el fold k se entrena con los otros 3 y se valida contra F_k. El test original (8 pacientes) permanece fijo e intacto en todos los folds. Esto estima mejor la distribución del desempeño frente a pacientes nuevos y reduce la variabilidad de elegir un único grupo de validación.</w:t>
+        <w:t>La elección de hiperparámetros no debe usar el test. Dado el costo computacional de entrenar una CNN por escenario, se opta por un split fijo en lugar de una validación cruzada: el conjunto de desarrollo (16 pacientes, train + val) se reparte de una única vez en 13 de entrenamiento y 3 de validación, y el test original (8 pacientes) permanece intacto. Cada escenario de hiperparámetros se entrena una sola vez sobre los 13 pacientes de train y se compara por sus métricas de validación. Esta es la concesión metodológica del MVP: se sacrifica la estimación de la variabilidad entre particiones (que aportaría una validación cruzada agrupada por paciente) a cambio de reducir de forma drástica el número de entrenamientos, viable con los recursos disponibles.</w:t>
       </w:r>
     </w:p>
     <w:p>
       <w:r>
-        <w:t>Cada fold calcula su propio escalador robusto usando únicamente el train de ese fold. No reutilizar el escalador global dentro de un fold es otra aplicación de la regla anti-leakage.</w:t>
+        <w:t>El escalador robusto se calcula una única vez sobre los 13 pacientes de train y se comparte entre todos los escenarios, respetando la regla anti-leakage: validación y test reutilizan exactamente esas estadísticas.</w:t>
       </w:r>
     </w:p>
     <w:p>
@@ -460,20 +460,7 @@
         <w:pStyle w:val="Heading2"/>
       </w:pPr>
       <w:r>
-        <w:t>5.3 Predicciones out-of-fold y decisiones finales</w:t>
-      </w:r>
-    </w:p>
-    <w:p>
-      <w:r>
-        <w:t>En la mejor época de cada fold se guardan, además del checkpoint, las predicciones de la validación de ese fold (archivos .oof.npz y .oof.json). Estas predicciones provienen de pacientes que no participaron en el entrenamiento de su fold, por lo que pueden unirse en una «validación cruzada virtual» sobre todo el conjunto de desarrollo. Sobre esa masa de predicciones OOF se toman las únicas dos decisiones globales que necesita el entrenamiento final: el umbral de decisión τ y el número de épocas (la mediana de las mejores épocas de los folds).</w:t>
-      </w:r>
-    </w:p>
-    <w:p>
-      <w:pPr>
-        <w:pStyle w:val="Heading2"/>
-      </w:pPr>
-      <w:r>
-        <w:t>5.4 El test como examen final</w:t>
+        <w:t>5.3 El test como examen final</w:t>
       </w:r>
     </w:p>
     <w:p>
@@ -675,7 +662,20 @@
     </w:p>
     <w:p>
       <w:r>
-        <w:t>El early stopping y la selección del checkpoint no usan la pérdida bruta de validación (ver sección siguiente), sino el criterio clínico a nivel de evento: se guarda el modelo cuando el punto de operación mejora (menor FDR) siempre que la sensibilidad de crisis supere el objetivo. Los checkpoints (formato versionado) contienen pesos, configuración de arquitectura, estadísticas del escalador, umbral operativo, configuración de evento e identidad del fold, todo serializado de forma segura y auditable.</w:t>
+        <w:t>El early stopping y la selección del checkpoint no usan la pérdida bruta de validación (ver sección siguiente), sino el criterio clínico a nivel de evento: se guarda el modelo cuando el punto de operación mejora (menor FDR) siempre que la sensibilidad de crisis supere el objetivo. Los checkpoints (formato versionado) contienen pesos, configuración de arquitectura, estadísticas del escalador, umbral operativo, configuración de evento e hiperparámetros del escenario, todo serializado de forma segura y auditable.</w:t>
+      </w:r>
+    </w:p>
+    <w:p>
+      <w:pPr>
+        <w:pStyle w:val="Heading2"/>
+      </w:pPr>
+      <w:r>
+        <w:t>7.4 Augmentación con ruido gaussiano</w:t>
+      </w:r>
+    </w:p>
+    <w:p>
+      <w:r>
+        <w:t>Siguiendo a Wang et al. (IEEE TNSRE, 2025), que agrega ruido gaussiano a las muestras ictales para aliviar el desbalance de clases, se suma ruido aditivo N(0, σ) exclusivamente a las ventanas de crisis durante el entrenamiento. El desvío σ (NOISE_STD = 0.1) está expresado en unidades de la señal ya escalada por el RobustScaler (mediana ~0, IQR ~1), es decir, relativo a la dispersión del canal y no una amplitud absoluta en microvoltios. La augmentación diversifica la clase minoritaria en cada época sin tocar la clase basal, y puede desactivarse con NOISE_STD = 0. Se aplica con un generador aleatorio independiente del muestreo, de modo que undersampling y shuffle permanecen reproducibles con la misma semilla.</w:t>
       </w:r>
     </w:p>
     <w:p>
@@ -1085,7 +1085,7 @@
     </w:p>
     <w:p>
       <w:r>
-        <w:t>El flujo operativo distingue tres unidades: el fold (un reparto concreto de pacientes), el experimento (una configuración de hiperparámetros) y el modelo final (un entrenamiento nuevo con la configuración ganadora).</w:t>
+        <w:t>El flujo operativo distingue dos unidades: el escenario (una configuración de hiperparámetros) y el modelo ganador (el checkpoint del escenario elegido por validación). Cada escenario se entrena una única vez.</w:t>
       </w:r>
     </w:p>
     <w:p>
@@ -1093,12 +1093,12 @@
         <w:pStyle w:val="Heading2"/>
       </w:pPr>
       <w:r>
-        <w:t>9.1 Entrenamiento por folds</w:t>
+        <w:t>9.1 Entrenamiento de los escenarios</w:t>
       </w:r>
     </w:p>
     <w:p>
       <w:r>
-        <w:t>Para cada experimento se entrenan los cuatro folds con la misma configuración (ratio, pos_weight, seed), cada uno con su propio escalador. Cada corrida produce un checkpoint .pt, un historial .history.json con las métricas por época y las predicciones .oof.npz/.json. Los nombres incluyen los hiperparámetros para no pisar resultados.</w:t>
+        <w:t>Cada escenario se entrena una única vez con la misma configuración (ratio, pos_weight, seed) y el mismo escalador (calculado sobre los 13 pacientes de train). Cada corrida produce un checkpoint .pt y un historial .history.json con las métricas por época. Los nombres incluyen los hiperparámetros (por ejemplo models/ratio3_pw1.pt) para no pisar resultados.</w:t>
       </w:r>
     </w:p>
     <w:p>
@@ -1106,12 +1106,12 @@
         <w:pStyle w:val="Heading2"/>
       </w:pPr>
       <w:r>
-        <w:t>9.2 Comparación de configuraciones (compare_cv)</w:t>
+        <w:t>9.2 Selección del mejor escenario (select_best)</w:t>
       </w:r>
     </w:p>
     <w:p>
       <w:r>
-        <w:t>El comparador agrupa los historiales por experimento y valida integridad: presencia de los 4 folds, identificación 1 … 4, existencia de checkpoints y OOF, y consistencia de hiperparámetros entre folds. Un experimento es elegible si tiene los 4 folds, FDR finito en todos ellos y sensibilidad de evento promedio ≥ 0.9. Entre los elegibles se elige la configuración de menor FDR promedio. Nunca se usa test en esta etapa. En empate, se prioriza menor desvío, luego menor latencia.</w:t>
+        <w:t>Al terminar los escenarios, select_best lee los historiales y compara el punto de operación de cada uno en validación. Un escenario es elegible si guardó checkpoint y su sensibilidad de evento en validación alcanza el objetivo (≥ 0.9). Entre los elegibles se elige el de menor FDR en validación. Nunca se usa test en esta etapa.</w:t>
       </w:r>
     </w:p>
     <w:p>
@@ -1119,25 +1119,12 @@
         <w:pStyle w:val="Heading2"/>
       </w:pPr>
       <w:r>
-        <w:t>9.3 Fijación de umbral y épocas (finalize_cv)</w:t>
+        <w:t>9.3 Evaluación final sobre test</w:t>
       </w:r>
     </w:p>
     <w:p>
       <w:r>
-        <w:t>Sobre las predicciones OOF de los cuatro folds juntos se aplica el mismo criterio clínico (argmin FDR con sens de evento ≥ 0.9) para obtener el umbral global τ. El número de épocas del entrenamiento final es la mediana de las mejores épocas de los folds. Si ninguna configuración alcanza la sensibilidad objetivo, se reporta el mejor compromiso y no se fuerza el número sobre el test.</w:t>
-      </w:r>
-    </w:p>
-    <w:p>
-      <w:pPr>
-        <w:pStyle w:val="Heading2"/>
-      </w:pPr>
-      <w:r>
-        <w:t>9.4 Entrenamiento final y evaluación de test</w:t>
-      </w:r>
-    </w:p>
-    <w:p>
-      <w:r>
-        <w:t>Con la configuración ganadora se recalculan las estadísticas del escalador con los 16 pacientes de desarrollo del split final (cv_splits_final.json), se entrena un modelo nuevo sin validación interna usando el umbral y las épocas fijados por OOF, y recién entonces se evalúa sobre el test una sola vez. El resultado de ese comando es el resultado final del MVP.</w:t>
+        <w:t>El checkpoint ganador se evalúa sobre el test una sola vez. El resultado de ese comando es el resultado final del MVP. Si después se cambia un hiperparámetro, hay que repetir la selección por validación y volver a reservar el test.</w:t>
       </w:r>
     </w:p>
     <w:p>
@@ -1221,7 +1208,7 @@
         <w:pStyle w:val="ListBullet"/>
       </w:pPr>
       <w:r>
-        <w:t>Datos: los EDF crudos se guardan en un bucket. Solo los pacientes de train + val se copian al disco local para entrenar (lectura rápida); los de test se traen únicamente para la evaluación final. Los artefactos livianos (split.json, cv_splits_*.json, scaler_*.npz) se suben una vez y se leen desde GCS/Drive.</w:t>
+        <w:t>Datos: los EDF crudos se guardan en un bucket. Solo los pacientes de train + val se copian al disco local para entrenar (lectura rápida); los de test se traen únicamente para la evaluación final. Los artefactos livianos (split.json, scaler_stats.npz) se suben una vez y se leen desde GCS/Drive.</w:t>
       </w:r>
     </w:p>
     <w:p>
@@ -1229,7 +1216,7 @@
         <w:pStyle w:val="ListBullet"/>
       </w:pPr>
       <w:r>
-        <w:t>Artefactos de entrenamiento: checkpoints, historiales y predicciones OOF se escriben localmente y se respaldan de forma incremental (ver 10.2).</w:t>
+        <w:t>Artefactos de entrenamiento: checkpoints e historiales se escriben localmente y se respaldan de forma incremental (ver 10.2).</w:t>
       </w:r>
     </w:p>
     <w:p>
@@ -1263,7 +1250,7 @@
     </w:p>
     <w:p>
       <w:r>
-        <w:t>La convención de nombres por experimento y fold (models/cv/&lt;config&gt;/fold_N.pt) garantiza que los respaldos de diferentes configuraciones no se pisen, habilitando la comparación posterior y el versionado de artefactos.</w:t>
+        <w:t>La convención de nombres por escenario (models/&lt;config&gt;.pt) garantiza que los respaldos de diferentes configuraciones no se pisen, habilitando la comparación posterior y el versionado de artefactos.</w:t>
       </w:r>
     </w:p>
     <w:p>
@@ -1276,7 +1263,7 @@
     </w:p>
     <w:p>
       <w:r>
-        <w:t>Las instancias preemptibles y las sesiones de Colab pueden terminarse en cualquier momento. El protocolo de reanudación es: (1) re-clonar el código y re-montar los buckets; (2) comprobar qué folds/experimentos ya tienen checkpoint y OOF en GCS; (3) reanudar solo lo pendiente con la misma semilla, ratio, pos_weight y rutas, de modo que los resultados sean comparables con los ya existentes. El historial por época permite verificar en qué estado quedó cada corrida.</w:t>
+        <w:t>Las instancias preemptibles y las sesiones de Colab pueden terminarse en cualquier momento. El protocolo de reanudación es: (1) re-clonar el código y re-montar los buckets; (2) comprobar qué escenarios ya tienen checkpoint e historial en GCS; (3) reanudar solo lo pendiente con la misma semilla, ratio, pos_weight y rutas, de modo que los resultados sean comparables con los ya existentes. El historial por época permite verificar en qué estado quedó cada corrida.</w:t>
       </w:r>
     </w:p>
     <w:p>
@@ -1289,7 +1276,7 @@
     </w:p>
     <w:p>
       <w:r>
-        <w:t>Cada corrida persiste en su historial y checkpoint la semilla, ratio, pos_weight, learning rate, weight decay, batch size, identidad del fold, versión de formato y punto de operación elegido. El comparador verifica la consistencia de estos campos entre folds antes de declarar a un experimento elegible, y el versionado de objetos en GCS permite recuperar cualquier estado anterior del entrenamiento.</w:t>
+        <w:t>Cada corrida persiste en su historial y checkpoint la semilla, ratio, pos_weight, learning rate, weight decay, batch size, desvío del ruido gaussiano (noise_std), versión de formato y punto de operación elegido. El selector verifica que el escenario haya guardado checkpoint antes de declararlo elegible, y el versionado de objetos en GCS permite recuperar cualquier estado anterior del entrenamiento.</w:t>
       </w:r>
     </w:p>
     <w:p>
@@ -1315,7 +1302,7 @@
     </w:p>
     <w:p>
       <w:r>
-        <w:t>El sistema se considera exitoso si, sobre la validación cruzada y luego sobre el test inter-paciente, cumple: (a) sensibilidad de evento ≥ 0.90, es decir, detecta al menos el 90% de las crisis; (b) un FDR lo más bajo posible entre los modelos que cumplen (a), conforme a lo fijado por el criterio de selección; (c) una latencia de detección acotada (media y mediana reportadas). Las métricas de ventana (sensibilidad, especificidad, FPR, F1, MCC) se reportan como contexto, no como criterio de selección.</w:t>
+        <w:t>El sistema se considera exitoso si, sobre la validación y luego sobre el test inter-paciente, cumple: (a) sensibilidad de evento ≥ 0.90, es decir, detecta al menos el 90% de las crisis; (b) un FDR lo más bajo posible entre los modelos que cumplen (a), conforme a lo fijado por el criterio de selección; (c) una latencia de detección acotada (media y mediana reportadas). Las métricas de ventana (sensibilidad, especificidad, FPR, F1, MCC) se reportan como contexto, no como criterio de selección.</w:t>
       </w:r>
     </w:p>
     <w:p>
@@ -1339,7 +1326,7 @@
         <w:pStyle w:val="ListBullet"/>
       </w:pPr>
       <w:r>
-        <w:t>La sensibilidad a nivel de evento depende del número de crisis por paciente; con pocas crisis, un único falso negativo mueve mucho la métrica. Se debe reportar el número de crisis y detecciones por fold para valorar la robustez.</w:t>
+        <w:t>La sensibilidad a nivel de evento depende del número de crisis por paciente; con pocas crisis, un único falso negativo mueve mucho la métrica. Se debe reportar el número de crisis y detecciones por conjunto (validación y test) para valorar la robustez.</w:t>
       </w:r>
     </w:p>
     <w:p>
@@ -1368,7 +1355,7 @@
     </w:p>
     <w:p>
       <w:r>
-        <w:t>Este trabajo define un flujo completo, reproducible y defendible para la detección de crisis epilépticas en EEG: preprocesamiento anti-fuga de datos, validación cruzada agrupada por paciente, selección de modelo por criterio clínico a nivel de evento, protocolo de experimentación con test reservado, y estrategia operativa en la nube con checkpoints respaldados de forma incremental. La decisión central — seleccionar el modelo minimizando el FDR sujeto a una sensibilidad de evento ≥ 0.9 — traduce el requisito clínico a criterio objetivo de optimización y diferencia a este trabajo de los que evalúan solo a nivel de segmento.</w:t>
+        <w:t>Este trabajo define un flujo completo, reproducible y defendible para la detección de crisis epilépticas en EEG: preprocesamiento anti-fuga de datos, split inter-paciente con validación fija, selección de modelo por criterio clínico a nivel de evento, protocolo de experimentación con test reservado, y estrategia operativa en la nube con checkpoints respaldados de forma incremental. La decisión central — seleccionar el modelo minimizando el FDR sujeto a una sensibilidad de evento ≥ 0.9 — traduce el requisito clínico a criterio objetivo de optimización y diferencia a este trabajo de los que evalúan solo a nivel de segmento.</w:t>
       </w:r>
     </w:p>
     <w:p>
@@ -1600,7 +1587,7 @@
           </w:tcPr>
           <w:p>
             <w:r>
-              <w:t>OOF</w:t>
+              <w:t>Ruido gaussiano (augmentation)</w:t>
             </w:r>
           </w:p>
         </w:tc>
@@ -1610,7 +1597,7 @@
           </w:tcPr>
           <w:p>
             <w:r>
-              <w:t>Predicciones out-of-fold: predicciones sobre pacientes no usados en el entrenamiento de ese fold.</w:t>
+              <w:t>Ruido aditivo N(0, σ) sobre las ventanas de crisis durante el train para diversificar la clase minoritaria.</w:t>
             </w:r>
           </w:p>
         </w:tc>
